--- a/CHECKLISTS/Statement of Compliance of the International Certificate on Inventory of Hazardous Materials/CHECK LIST/IHM INTERIM - Supplement Part I.docx
+++ b/CHECKLISTS/Statement of Compliance of the International Certificate on Inventory of Hazardous Materials/CHECK LIST/IHM INTERIM - Supplement Part I.docx
@@ -415,40 +415,46 @@
                       <w:trHeight w:hRule="exact" w:val="816"/>
                     </w:trPr>
                     <w:tc>
-                      <w:tcPr>
-                        <w:tcW w:w="2518" w:type="dxa"/>
-                        <w:tcBorders>
-                          <w:top w:val="single" w:sz="5" w:space="0" w:color="000000"/>
-                          <w:left w:val="single" w:sz="5" w:space="0" w:color="000000"/>
-                          <w:bottom w:val="single" w:sz="5" w:space="0" w:color="000000"/>
-                          <w:right w:val="single" w:sz="5" w:space="0" w:color="000000"/>
-                        </w:tcBorders>
-                      </w:tcPr>
-                      <w:p/>
+                      <w:sdt>
+                        <w:sdtPr>
+                          <w:tag w:val="vessel_name"/>
+                        </w:sdtPr>
+                        <w:sdtContent>
+                          <w:p>
+                            <w:r>
+                              <w:t>{vessel_name}</w:t>
+                            </w:r>
+                          </w:p>
+                        </w:sdtContent>
+                      </w:sdt>
                     </w:tc>
                     <w:tc>
-                      <w:tcPr>
-                        <w:tcW w:w="2518" w:type="dxa"/>
-                        <w:tcBorders>
-                          <w:top w:val="single" w:sz="5" w:space="0" w:color="000000"/>
-                          <w:left w:val="single" w:sz="5" w:space="0" w:color="000000"/>
-                          <w:bottom w:val="single" w:sz="5" w:space="0" w:color="000000"/>
-                          <w:right w:val="single" w:sz="5" w:space="0" w:color="000000"/>
-                        </w:tcBorders>
-                      </w:tcPr>
-                      <w:p/>
+                      <w:sdt>
+                        <w:sdtPr>
+                          <w:tag w:val="imo_number"/>
+                        </w:sdtPr>
+                        <w:sdtContent>
+                          <w:p>
+                            <w:r>
+                              <w:t>{imo_number}</w:t>
+                            </w:r>
+                          </w:p>
+                        </w:sdtContent>
+                      </w:sdt>
                     </w:tc>
                     <w:tc>
-                      <w:tcPr>
-                        <w:tcW w:w="2518" w:type="dxa"/>
-                        <w:tcBorders>
-                          <w:top w:val="single" w:sz="5" w:space="0" w:color="000000"/>
-                          <w:left w:val="single" w:sz="5" w:space="0" w:color="000000"/>
-                          <w:bottom w:val="single" w:sz="5" w:space="0" w:color="000000"/>
-                          <w:right w:val="single" w:sz="5" w:space="0" w:color="000000"/>
-                        </w:tcBorders>
-                      </w:tcPr>
-                      <w:p/>
+                      <w:sdt>
+                        <w:sdtPr>
+                          <w:tag w:val="year_built"/>
+                        </w:sdtPr>
+                        <w:sdtContent>
+                          <w:p>
+                            <w:r>
+                              <w:t>{year_built}</w:t>
+                            </w:r>
+                          </w:p>
+                        </w:sdtContent>
+                      </w:sdt>
                     </w:tc>
                     <w:tc>
                       <w:tcPr>
